--- a/public/work-samples/Sprouts_AI_GTM_Enablement_Suite.docx
+++ b/public/work-samples/Sprouts_AI_GTM_Enablement_Suite.docx
@@ -121,7 +121,7 @@
           <w:sz w:val="18"/>
           <w:szCs w:val="18"/>
         </w:rPr>
-        <w:t>PMM Work Sample  •  Kitty Rastogi  •  2024</w:t>
+        <w:t>Internal Use Only</w:t>
       </w:r>
     </w:p>
     <w:p>
@@ -198,8 +198,7 @@
                 <w:sz w:val="28"/>
                 <w:szCs w:val="28"/>
               </w:rPr>
-              <w:lastRenderedPageBreak/>
-              <w:t>PART 1 — BUYER PERSONAS</w:t>
+              <w:t>PART 1 - BUYER PERSONAS</w:t>
             </w:r>
           </w:p>
         </w:tc>
@@ -231,7 +230,7 @@
         <w:pStyle w:val="Heading2"/>
       </w:pPr>
       <w:r>
-        <w:t>Persona 1 — The Overwhelmed Solo Recruiter</w:t>
+        <w:t>Persona 1 - The Overwhelmed Solo Recruiter</w:t>
       </w:r>
     </w:p>
     <w:p>
@@ -389,7 +388,7 @@
                 <w:sz w:val="18"/>
                 <w:szCs w:val="18"/>
               </w:rPr>
-              <w:t>Jordan Mills — Talent Acquisition Manager</w:t>
+              <w:t>Jordan Mills - Talent Acquisition Manager</w:t>
             </w:r>
           </w:p>
         </w:tc>
@@ -808,7 +807,7 @@
         <w:rPr>
           <w:color w:val="222222"/>
         </w:rPr>
-        <w:t>No capacity to be strategic — always in reactive mode</w:t>
+        <w:t>No capacity to be strategic - always in reactive mode</w:t>
       </w:r>
     </w:p>
     <w:p>
@@ -844,7 +843,7 @@
         <w:rPr>
           <w:color w:val="222222"/>
         </w:rPr>
-        <w:t>Ease of use — needs to be up and running fast</w:t>
+        <w:t>Ease of use - needs to be up and running fast</w:t>
       </w:r>
     </w:p>
     <w:p>
@@ -860,7 +859,7 @@
         <w:rPr>
           <w:color w:val="222222"/>
         </w:rPr>
-        <w:t>Measurable time savings — wants hours back per week</w:t>
+        <w:t>Measurable time savings - wants hours back per week</w:t>
       </w:r>
     </w:p>
     <w:p>
@@ -876,7 +875,7 @@
         <w:rPr>
           <w:color w:val="222222"/>
         </w:rPr>
-        <w:t>Works with existing ATS (Greenhouse) — can't rip and replace</w:t>
+        <w:t>Works with existing ATS (Greenhouse) - can't rip and replace</w:t>
       </w:r>
     </w:p>
     <w:p>
@@ -1011,7 +1010,7 @@
         <w:rPr>
           <w:color w:val="222222"/>
         </w:rPr>
-        <w:t>"We already have Greenhouse — will this work with it?"</w:t>
+        <w:t>"We already have Greenhouse - will this work with it?"</w:t>
       </w:r>
     </w:p>
     <w:p>
@@ -1056,7 +1055,7 @@
         <w:pStyle w:val="Heading2"/>
       </w:pPr>
       <w:r>
-        <w:t>Persona 2 — The Founder Hiring Themselves</w:t>
+        <w:t>Persona 2 - The Founder Hiring Themselves</w:t>
       </w:r>
     </w:p>
     <w:p>
@@ -1214,7 +1213,7 @@
                 <w:sz w:val="18"/>
                 <w:szCs w:val="18"/>
               </w:rPr>
-              <w:t>Alex Chen — CEO &amp; Co-Founder</w:t>
+              <w:t>Alex Chen - CEO &amp; Co-Founder</w:t>
             </w:r>
           </w:p>
         </w:tc>
@@ -1346,7 +1345,7 @@
                 <w:sz w:val="18"/>
                 <w:szCs w:val="18"/>
               </w:rPr>
-              <w:t>No dedicated recruiter — Alex handles hiring</w:t>
+              <w:t>No dedicated recruiter - Alex handles hiring</w:t>
             </w:r>
           </w:p>
         </w:tc>
@@ -1603,7 +1602,7 @@
         <w:rPr>
           <w:color w:val="222222"/>
         </w:rPr>
-        <w:t>Spending 12–15 hours/week on recruiting — time stolen from product and revenue</w:t>
+        <w:t>Spending 12–15 hours/week on recruiting - time stolen from product and revenue</w:t>
       </w:r>
     </w:p>
     <w:p>
@@ -1687,7 +1686,7 @@
         <w:rPr>
           <w:color w:val="222222"/>
         </w:rPr>
-        <w:t>Speed of setup and automation — wants it running today, not next quarter</w:t>
+        <w:t>Speed of setup and automation - wants it running today, not next quarter</w:t>
       </w:r>
     </w:p>
     <w:p>
@@ -1703,7 +1702,7 @@
         <w:rPr>
           <w:color w:val="222222"/>
         </w:rPr>
-        <w:t>Level of AI autonomy — how much can they delegate without oversight?</w:t>
+        <w:t>Level of AI autonomy - how much can they delegate without oversight?</w:t>
       </w:r>
     </w:p>
     <w:p>
@@ -1719,7 +1718,7 @@
         <w:rPr>
           <w:color w:val="222222"/>
         </w:rPr>
-        <w:t>Control over final decisions — AI should handle execution, not judgment</w:t>
+        <w:t>Control over final decisions - AI should handle execution, not judgment</w:t>
       </w:r>
     </w:p>
     <w:p>
@@ -1853,7 +1852,7 @@
         <w:rPr>
           <w:color w:val="222222"/>
         </w:rPr>
-        <w:t>"I need to stay in control of who we hire — culture fit is everything at this stage."</w:t>
+        <w:t>"I need to stay in control of who we hire - culture fit is everything at this stage."</w:t>
       </w:r>
     </w:p>
     <w:p>
@@ -1899,7 +1898,7 @@
         <w:pStyle w:val="Heading2"/>
       </w:pPr>
       <w:r>
-        <w:t>Persona 3 — The VP of People / Head of Talent</w:t>
+        <w:t>Persona 3 - The VP of People / Head of Talent</w:t>
       </w:r>
     </w:p>
     <w:p>
@@ -2057,7 +2056,7 @@
                 <w:sz w:val="18"/>
                 <w:szCs w:val="18"/>
               </w:rPr>
-              <w:t>Priya Sharma — VP of People</w:t>
+              <w:t>Priya Sharma - VP of People</w:t>
             </w:r>
           </w:p>
         </w:tc>
@@ -2444,7 +2443,7 @@
         <w:rPr>
           <w:color w:val="222222"/>
         </w:rPr>
-        <w:t>Current team is maxed out — managing ~8 roles each, quality is slipping</w:t>
+        <w:t>Current team is maxed out - managing ~8 roles each, quality is slipping</w:t>
       </w:r>
     </w:p>
     <w:p>
@@ -2476,7 +2475,7 @@
         <w:rPr>
           <w:color w:val="222222"/>
         </w:rPr>
-        <w:t>Time-to-hire has crept up — losing candidates to faster-moving competitors</w:t>
+        <w:t>Time-to-hire has crept up - losing candidates to faster-moving competitors</w:t>
       </w:r>
     </w:p>
     <w:p>
@@ -2512,7 +2511,7 @@
         <w:rPr>
           <w:color w:val="222222"/>
         </w:rPr>
-        <w:t>Business outcomes — reduction in time-to-hire, cost-per-hire, offer acceptance rate</w:t>
+        <w:t>Business outcomes - reduction in time-to-hire, cost-per-hire, offer acceptance rate</w:t>
       </w:r>
     </w:p>
     <w:p>
@@ -2560,7 +2559,7 @@
         <w:rPr>
           <w:color w:val="222222"/>
         </w:rPr>
-        <w:t>Security and compliance — candidate data handling</w:t>
+        <w:t>Security and compliance - candidate data handling</w:t>
       </w:r>
     </w:p>
     <w:p>
@@ -2710,7 +2709,7 @@
         <w:rPr>
           <w:color w:val="222222"/>
         </w:rPr>
-        <w:t>"We need this to integrate with Workday — is that possible?"</w:t>
+        <w:t>"We need this to integrate with Workday - is that possible?"</w:t>
       </w:r>
     </w:p>
     <w:p>
@@ -2788,8 +2787,7 @@
                 <w:sz w:val="28"/>
                 <w:szCs w:val="28"/>
               </w:rPr>
-              <w:lastRenderedPageBreak/>
-              <w:t>PART 2 — USE CASES</w:t>
+              <w:t>PART 2 - USE CASES</w:t>
             </w:r>
           </w:p>
         </w:tc>
@@ -2821,7 +2819,7 @@
         <w:pStyle w:val="Heading2"/>
       </w:pPr>
       <w:r>
-        <w:t>Use Case 1 — Scale Hiring Without Scaling the Team</w:t>
+        <w:t>Use Case 1 - Scale Hiring Without Scaling the Team</w:t>
       </w:r>
     </w:p>
     <w:p>
@@ -3023,7 +3021,7 @@
                 <w:sz w:val="18"/>
                 <w:szCs w:val="18"/>
               </w:rPr>
-              <w:t>Scale Hiring — Hire faster without increasing headcount</w:t>
+              <w:t>Scale Hiring - Hire faster without increasing headcount</w:t>
             </w:r>
           </w:p>
         </w:tc>
@@ -3123,7 +3121,7 @@
         <w:rPr>
           <w:color w:val="222222"/>
         </w:rPr>
-        <w:t>Priya leads a 2-person TA team at an 85-person Series B company. The board has set an ambitious hiring plan — 25 roles in Q1 — but has denied a request to add a third recruiter. Her team is at capacity managing roughly 8 active roles each. Time-to-hire has stretched to 52 days and offer acceptance is declining because candidates are moving faster than the team can.</w:t>
+        <w:t>Priya leads a 2-person TA team at an 85-person Series B company. The board has set an ambitious hiring plan - 25 roles in Q1 - but has denied a request to add a third recruiter. Her team is at capacity managing roughly 8 active roles each. Time-to-hire has stretched to 52 days and offer acceptance is declining because candidates are moving faster than the team can.</w:t>
       </w:r>
     </w:p>
     <w:p>
@@ -3159,7 +3157,7 @@
         <w:rPr>
           <w:color w:val="222222"/>
         </w:rPr>
-        <w:t>Team capacity maxes out at ~16 concurrent roles — the new target is 25</w:t>
+        <w:t>Team capacity maxes out at ~16 concurrent roles - the new target is 25</w:t>
       </w:r>
     </w:p>
     <w:p>
@@ -3191,7 +3189,7 @@
         <w:rPr>
           <w:color w:val="222222"/>
         </w:rPr>
-        <w:t>No unified view of pipeline health across all roles — Priya is flying blind</w:t>
+        <w:t>No unified view of pipeline health across all roles - Priya is flying blind</w:t>
       </w:r>
     </w:p>
     <w:p>
@@ -3291,7 +3289,7 @@
         <w:rPr>
           <w:color w:val="222222"/>
         </w:rPr>
-        <w:t>Candidate response times drop from days to hours — no manual follow-up required</w:t>
+        <w:t>Candidate response times drop from days to hours - no manual follow-up required</w:t>
       </w:r>
     </w:p>
     <w:p>
@@ -3667,7 +3665,7 @@
                 <w:sz w:val="18"/>
                 <w:szCs w:val="18"/>
               </w:rPr>
-              <w:t>Zero — no new recruiters hired</w:t>
+              <w:t>Zero - no new recruiters hired</w:t>
             </w:r>
           </w:p>
         </w:tc>
@@ -3729,7 +3727,7 @@
                 <w:iCs/>
                 <w:color w:val="222222"/>
               </w:rPr>
-              <w:t>"Sprouts didn't replace my recruiters — it gave each of them the capacity of three. We hit our Q1 hiring plan without adding a single person to the team."</w:t>
+              <w:t>"Sprouts didn't replace my recruiters - it gave each of them the capacity of three. We hit our Q1 hiring plan without adding a single person to the team."</w:t>
             </w:r>
           </w:p>
         </w:tc>
@@ -3745,7 +3743,7 @@
         <w:pStyle w:val="Heading2"/>
       </w:pPr>
       <w:r>
-        <w:t>Use Case 2 — Replace the Recruiting Stack</w:t>
+        <w:t>Use Case 2 - Replace the Recruiting Stack</w:t>
       </w:r>
     </w:p>
     <w:p>
@@ -3947,7 +3945,7 @@
                 <w:sz w:val="18"/>
                 <w:szCs w:val="18"/>
               </w:rPr>
-              <w:t>Complete Workflows — Eliminate fragmented tools</w:t>
+              <w:t>Complete Workflows - Eliminate fragmented tools</w:t>
             </w:r>
           </w:p>
         </w:tc>
@@ -4083,7 +4081,7 @@
         <w:rPr>
           <w:color w:val="222222"/>
         </w:rPr>
-        <w:t>Jordan spends 3–4 hours per day on scheduling, follow-up, and status updates — not recruiting</w:t>
+        <w:t>Jordan spends 3–4 hours per day on scheduling, follow-up, and status updates - not recruiting</w:t>
       </w:r>
     </w:p>
     <w:p>
@@ -4183,7 +4181,7 @@
         <w:rPr>
           <w:color w:val="222222"/>
         </w:rPr>
-        <w:t>AI agents handle all coordination and follow-up — Jordan defines the workflow, Sprouts executes it</w:t>
+        <w:t>AI agents handle all coordination and follow-up - Jordan defines the workflow, Sprouts executes it</w:t>
       </w:r>
     </w:p>
     <w:p>
@@ -4199,7 +4197,7 @@
         <w:rPr>
           <w:color w:val="222222"/>
         </w:rPr>
-        <w:t>Greenhouse integration means no rip-and-replace — candidate data flows automatically</w:t>
+        <w:t>Greenhouse integration means no rip-and-replace - candidate data flows automatically</w:t>
       </w:r>
     </w:p>
     <w:p>
@@ -4653,8 +4651,7 @@
                 <w:iCs/>
                 <w:color w:val="222222"/>
               </w:rPr>
-              <w:lastRenderedPageBreak/>
-              <w:t>"I used to end every Friday feeling behind. Now I actually leave on time. Sprouts handles everything between the job brief and the final interview — I just make the decisions."</w:t>
+              <w:t>"I used to end every Friday feeling behind. Now I actually leave on time. Sprouts handles everything between the job brief and the final interview - I just make the decisions."</w:t>
             </w:r>
           </w:p>
         </w:tc>
@@ -4670,7 +4667,7 @@
         <w:pStyle w:val="Heading2"/>
       </w:pPr>
       <w:r>
-        <w:t>Use Case 3 — Hire Without a Recruiter</w:t>
+        <w:t>Use Case 3 - Hire Without a Recruiter</w:t>
       </w:r>
     </w:p>
     <w:p>
@@ -4872,7 +4869,7 @@
                 <w:sz w:val="18"/>
                 <w:szCs w:val="18"/>
               </w:rPr>
-              <w:t>AI Agents Execute — Recruiters focus on decisions, AI handles execution</w:t>
+              <w:t>AI Agents Execute - Recruiters focus on decisions, AI handles execution</w:t>
             </w:r>
           </w:p>
         </w:tc>
@@ -4972,7 +4969,7 @@
         <w:rPr>
           <w:color w:val="222222"/>
         </w:rPr>
-        <w:t>Alex is the CEO of a 15-person startup. They need to hire a Head of Engineering, a Product Designer, and two Backend Engineers before their Series A in 4 months. Alex is the default recruiter — a role they never planned for. They're losing 12–15 hours per week to sourcing, LinkedIn messages, scheduling, and interviewing. Three candidates have already dropped out because follow-up was too slow.</w:t>
+        <w:t>Alex is the CEO of a 15-person startup. They need to hire a Head of Engineering, a Product Designer, and two Backend Engineers before their Series A in 4 months. Alex is the default recruiter - a role they never planned for. They're losing 12–15 hours per week to sourcing, LinkedIn messages, scheduling, and interviewing. Three candidates have already dropped out because follow-up was too slow.</w:t>
       </w:r>
     </w:p>
     <w:p>
@@ -5092,7 +5089,7 @@
         <w:rPr>
           <w:color w:val="222222"/>
         </w:rPr>
-        <w:t>Alex provides a job brief — role, requirements, culture context — and Sprouts handles the rest</w:t>
+        <w:t>Alex provides a job brief - role, requirements, culture context - and Sprouts handles the rest</w:t>
       </w:r>
     </w:p>
     <w:p>
@@ -5140,7 +5137,7 @@
         <w:rPr>
           <w:color w:val="222222"/>
         </w:rPr>
-        <w:t xml:space="preserve">The AI is grounded in company context — it understands </w:t>
+        <w:t xml:space="preserve">The AI is grounded in company context - it understands </w:t>
       </w:r>
       <w:proofErr w:type="spellStart"/>
       <w:r>
@@ -5464,7 +5461,7 @@
                 <w:sz w:val="18"/>
                 <w:szCs w:val="18"/>
               </w:rPr>
-              <w:t>Reduced — all candidates received same-day responses</w:t>
+              <w:t>Reduced - all candidates received same-day responses</w:t>
             </w:r>
           </w:p>
         </w:tc>
@@ -5656,8 +5653,7 @@
                 <w:sz w:val="28"/>
                 <w:szCs w:val="28"/>
               </w:rPr>
-              <w:lastRenderedPageBreak/>
-              <w:t>PART 3 — SALES PLAY: THE LEAN TA PLAY</w:t>
+              <w:t>PART 3 - SALES PLAY: THE LEAN TA PLAY</w:t>
             </w:r>
           </w:p>
         </w:tc>
@@ -6010,7 +6006,7 @@
         <w:pStyle w:val="Heading2"/>
       </w:pPr>
       <w:r>
-        <w:t>Step 1 — Trigger Signals (When to Reach Out)</w:t>
+        <w:t>Step 1 - Trigger Signals (When to Reach Out)</w:t>
       </w:r>
     </w:p>
     <w:p>
@@ -6245,7 +6241,7 @@
                 <w:sz w:val="18"/>
                 <w:szCs w:val="18"/>
               </w:rPr>
-              <w:t>Series A/B announced in the last 60 days — hiring surge incoming</w:t>
+              <w:t>Series A/B announced in the last 60 days - hiring surge incoming</w:t>
             </w:r>
           </w:p>
         </w:tc>
@@ -6459,7 +6455,7 @@
         <w:pStyle w:val="Heading2"/>
       </w:pPr>
       <w:r>
-        <w:t>Step 2 — Opening Message</w:t>
+        <w:t>Step 2 - Opening Message</w:t>
       </w:r>
     </w:p>
     <w:p>
@@ -6529,7 +6525,7 @@
                 <w:iCs/>
                 <w:color w:val="222222"/>
               </w:rPr>
-              <w:t>Hi [Name],  Noticed [Company] is hiring across [X roles] right now — that's a lot to manage as a lean team.  Most solo recruiters I talk to are spending 15+ hours a week on scheduling and follow-up alone. We built Sprouts AI specifically for teams in this situation — one platform that runs the end-to-end hiring workflow so you can focus on the actual recruiting decisions.  Worth a 20-minute conversation to see if it's relevant for you?  — [Your name]</w:t>
+              <w:t>Hi [Name],  Noticed [Company] is hiring across [X roles] right now - that's a lot to manage as a lean team.  Most solo recruiters I talk to are spending 15+ hours a week on scheduling and follow-up alone. We built Sprouts AI specifically for teams in this situation - one platform that runs the end-to-end hiring workflow so you can focus on the actual recruiting decisions.  Worth a 20-minute conversation to see if it's relevant for you?  - [Your name]</w:t>
             </w:r>
           </w:p>
         </w:tc>
@@ -6545,7 +6541,7 @@
         <w:pStyle w:val="Heading2"/>
       </w:pPr>
       <w:r>
-        <w:t>Step 3 — Discovery Questions</w:t>
+        <w:t>Step 3 - Discovery Questions</w:t>
       </w:r>
     </w:p>
     <w:p>
@@ -6752,8 +6748,7 @@
                 <w:sz w:val="18"/>
                 <w:szCs w:val="18"/>
               </w:rPr>
-              <w:lastRenderedPageBreak/>
-              <w:t>Walk me through what a typical week looks like — where does your time go?</w:t>
+              <w:t>Walk me through what a typical week looks like - where does your time go?</w:t>
             </w:r>
           </w:p>
         </w:tc>
@@ -7001,7 +6996,7 @@
                 <w:sz w:val="18"/>
                 <w:szCs w:val="18"/>
               </w:rPr>
-              <w:t>Surfaces their real aspiration — usually sourcing quality or candidate experience.</w:t>
+              <w:t>Surfaces their real aspiration - usually sourcing quality or candidate experience.</w:t>
             </w:r>
           </w:p>
         </w:tc>
@@ -7133,7 +7128,7 @@
                 <w:sz w:val="18"/>
                 <w:szCs w:val="18"/>
               </w:rPr>
-              <w:t>Map the buying committee early — founder or VP of People is usually the economic buyer.</w:t>
+              <w:t>Map the buying committee early - founder or VP of People is usually the economic buyer.</w:t>
             </w:r>
           </w:p>
         </w:tc>
@@ -7149,7 +7144,7 @@
         <w:pStyle w:val="Heading2"/>
       </w:pPr>
       <w:r>
-        <w:t>Step 4 — Demo Flow</w:t>
+        <w:t>Step 4 - Demo Flow</w:t>
       </w:r>
     </w:p>
     <w:p>
@@ -7318,7 +7313,7 @@
                 <w:sz w:val="18"/>
                 <w:szCs w:val="18"/>
               </w:rPr>
-              <w:t>Mirror back what they told you in discovery. "You mentioned you're spending X hours on scheduling — here's what that looks like at scale." Show the before picture first.</w:t>
+              <w:t>Mirror back what they told you in discovery. "You mentioned you're spending X hours on scheduling - here's what that looks like at scale." Show the before picture first.</w:t>
             </w:r>
           </w:p>
         </w:tc>
@@ -7516,7 +7511,7 @@
                 <w:sz w:val="18"/>
                 <w:szCs w:val="18"/>
               </w:rPr>
-              <w:t>Show what a candidate receives — fast response, professional tone, seamless scheduling. Address the "what if AI sends a bad message" objection before they raise it.</w:t>
+              <w:t>Show what a candidate receives - fast response, professional tone, seamless scheduling. Address the "what if AI sends a bad message" objection before they raise it.</w:t>
             </w:r>
           </w:p>
         </w:tc>
@@ -7664,7 +7659,7 @@
         <w:pStyle w:val="Heading2"/>
       </w:pPr>
       <w:r>
-        <w:t>Step 5 — Objection Handling</w:t>
+        <w:t>Step 5 - Objection Handling</w:t>
       </w:r>
     </w:p>
     <w:p>
@@ -7822,7 +7817,7 @@
                 <w:sz w:val="18"/>
                 <w:szCs w:val="18"/>
               </w:rPr>
-              <w:t>"Sprouts integrates with Greenhouse — we're not a replacement, we're the automation layer that sits on top. Most of our customers use Greenhouse and get 10+ hours a week back without changing how their ATS is set up."</w:t>
+              <w:t>"Sprouts integrates with Greenhouse - we're not a replacement, we're the automation layer that sits on top. Most of our customers use Greenhouse and get 10+ hours a week back without changing how their ATS is set up."</w:t>
             </w:r>
           </w:p>
         </w:tc>
@@ -7889,7 +7884,7 @@
                 <w:sz w:val="18"/>
                 <w:szCs w:val="18"/>
               </w:rPr>
-              <w:t>"You approve the outreach tone and templates before anything goes out. And because the AI is grounded in your company context, messages are personalized to your stage and culture — not generic. You stay in control of brand and voice."</w:t>
+              <w:t>"You approve the outreach tone and templates before anything goes out. And because the AI is grounded in your company context, messages are personalized to your stage and culture - not generic. You stay in control of brand and voice."</w:t>
             </w:r>
           </w:p>
         </w:tc>
@@ -7927,7 +7922,7 @@
                 <w:sz w:val="18"/>
                 <w:szCs w:val="18"/>
               </w:rPr>
-              <w:t>"You're an early startup — how do I know this will work?"</w:t>
+              <w:t>"You're an early startup - how do I know this will work?"</w:t>
             </w:r>
           </w:p>
         </w:tc>
@@ -7955,7 +7950,7 @@
                 <w:sz w:val="18"/>
                 <w:szCs w:val="18"/>
               </w:rPr>
-              <w:t>"We've specifically designed this for lean TA teams at Series A/B companies — that's exactly who we've been building with. Because we're early, you get direct access to our team and input on what we build next. We treat our first customers as design partners, not just users."</w:t>
+              <w:t>"We've specifically designed this for lean TA teams at Series A/B companies - that's exactly who we've been building with. Because we're early, you get direct access to our team and input on what we build next. We treat our first customers as design partners, not just users."</w:t>
             </w:r>
           </w:p>
         </w:tc>
@@ -8021,7 +8016,7 @@
                 <w:sz w:val="18"/>
                 <w:szCs w:val="18"/>
               </w:rPr>
-              <w:t>"Some teams do eventually hire a recruiter — but Sprouts lets you delay that decision until you actually need strategic recruiting capacity, not coordination bandwidth. Most teams find they can get 2x the output from their current team first."</w:t>
+              <w:t>"Some teams do eventually hire a recruiter - but Sprouts lets you delay that decision until you actually need strategic recruiting capacity, not coordination bandwidth. Most teams find they can get 2x the output from their current team first."</w:t>
             </w:r>
           </w:p>
         </w:tc>
@@ -8087,7 +8082,7 @@
                 <w:sz w:val="18"/>
                 <w:szCs w:val="18"/>
               </w:rPr>
-              <w:t>"Most teams are up and running on their first role within 48 hours. We do the onboarding together — you don't need to configure anything on your own."</w:t>
+              <w:t>"Most teams are up and running on their first role within 48 hours. We do the onboarding together - you don't need to configure anything on your own."</w:t>
             </w:r>
           </w:p>
         </w:tc>
@@ -8103,7 +8098,7 @@
         <w:pStyle w:val="Heading2"/>
       </w:pPr>
       <w:r>
-        <w:t>Step 6 — Moving to Close</w:t>
+        <w:t>Step 6 - Moving to Close</w:t>
       </w:r>
     </w:p>
     <w:p>
@@ -8187,7 +8182,7 @@
         <w:rPr>
           <w:color w:val="222222"/>
         </w:rPr>
-        <w:t>Active hiring urgency — round just closed or milestone hiring required</w:t>
+        <w:t>Active hiring urgency - round just closed or milestone hiring required</w:t>
       </w:r>
     </w:p>
     <w:p>
@@ -8218,7 +8213,7 @@
         <w:rPr>
           <w:color w:val="222222"/>
         </w:rPr>
-        <w:t>Propose a pilot on one active role — not a full deployment. Lower commitment, faster decision.</w:t>
+        <w:t>Propose a pilot on one active role - not a full deployment. Lower commitment, faster decision.</w:t>
       </w:r>
     </w:p>
     <w:p>
@@ -8456,8 +8451,7 @@
           <w:sz w:val="16"/>
           <w:szCs w:val="16"/>
         </w:rPr>
-        <w:lastRenderedPageBreak/>
-        <w:t>Sprouts AI GTM Enablement Suite  •  PMM Work Sample  •  Kitty Rastogi</w:t>
+        <w:t>Sprouts AI GTM Enablement Suite</w:t>
       </w:r>
     </w:p>
     <w:sectPr>
